--- a/modello_logico/Modello Logico - CUS.docx
+++ b/modello_logico/Modello Logico - CUS.docx
@@ -148,7 +148,7 @@
         <w:rPr>
           <w:rtl w:val="0"/>
         </w:rPr>
-        <w:t xml:space="preserve">, </w:t>
+        <w:t xml:space="preserve"> </w:t>
       </w:r>
       <w:r>
         <w:rPr>
